--- a/docs/02-技术方案/myMemory_技术方案与页面原型规划（AI原稿）.docx
+++ b/docs/02-技术方案/myMemory_技术方案与页面原型规划（AI原稿）.docx
@@ -1,6 +1,6 @@
 
 <file path=word/document.xml><?xml version="1.0" encoding="utf-8"?>
-<w:document xmlns:w="http://schemas.openxmlformats.org/wordprocessingml/2006/main">
+<w:document xmlns:w="http://schemas.openxmlformats.org/wordprocessingml/2006/main" xmlns:r="http://schemas.openxmlformats.org/officeDocument/2006/relationships" xmlns:wp="http://schemas.openxmlformats.org/drawingml/2006/wordprocessingDrawing" xmlns:a="http://schemas.openxmlformats.org/drawingml/2006/main" xmlns:pic="http://schemas.openxmlformats.org/drawingml/2006/picture">
   <w:body>
     <w:p>
       <w:pPr>
@@ -21,7 +21,7 @@
     <w:p>
       <w:pPr>
         <w:jc w:val="center"/>
-        <w:spacing w:before="0" w:after="260" w:line="360" w:lineRule="auto"/>
+        <w:spacing w:before="0" w:after="200" w:line="360" w:lineRule="auto"/>
       </w:pPr>
       <w:r>
         <w:rPr>
@@ -30,7 +30,7 @@
           <w:color w:val="617083"/>
           <w:sz w:val="26"/>
         </w:rPr>
-        <w:t xml:space="preserve">技术方案与页面原型规划</w:t>
+        <w:t xml:space="preserve">技术设计方案（AI 原始草稿）</w:t>
       </w:r>
     </w:p>
     <w:p>
@@ -44,7 +44,7 @@
           <w:color w:val="617083"/>
           <w:sz w:val="20"/>
         </w:rPr>
-        <w:t xml:space="preserve">网页微缩版 · 技术规划 v1.0</w:t>
+        <w:t xml:space="preserve">网页微缩版 · AI 生成草稿 v0.1｜依据：《PRD（人工修改版）》　|　状态：AI 原始输出，待人工审阅修订</w:t>
       </w:r>
     </w:p>
     <w:p>
@@ -59,23 +59,6 @@
           <w:color w:val="193B59"/>
           <w:sz w:val="30"/>
         </w:rPr>
-        <w:t xml:space="preserve">myMemory</w:t>
-        <w:br/>
-        <w:t>口述记录生成传记系统</w:t>
-      </w:r>
-    </w:p>
-    <w:p>
-      <w:pPr>
-        <w:pStyle w:val="Heading1"/>
-        <w:spacing w:before="280" w:after="140" w:line="360" w:lineRule="auto"/>
-      </w:pPr>
-      <w:r>
-        <w:rPr>
-          <w:rFonts w:ascii="Microsoft YaHei" w:hAnsi="Microsoft YaHei" w:eastAsia="Microsoft YaHei"/>
-          <w:b/>
-          <w:color w:val="193B59"/>
-          <w:sz w:val="30"/>
-        </w:rPr>
         <w:t xml:space="preserve">1. 项目概述与目标</w:t>
       </w:r>
     </w:p>
@@ -154,7 +137,7 @@
           <w:rFonts w:ascii="Microsoft YaHei" w:hAnsi="Microsoft YaHei" w:eastAsia="Microsoft YaHei"/>
           <w:sz w:val="20"/>
         </w:rPr>
-        <w:t xml:space="preserve">1. 用户数据默认保存在本地浏览器，降低隐私风险。</w:t>
+        <w:t xml:space="preserve">2. 用户数据默认保存在本地浏览器，降低隐私风险。</w:t>
       </w:r>
     </w:p>
     <w:p>
@@ -166,7 +149,7 @@
           <w:rFonts w:ascii="Microsoft YaHei" w:hAnsi="Microsoft YaHei" w:eastAsia="Microsoft YaHei"/>
           <w:sz w:val="20"/>
         </w:rPr>
-        <w:t xml:space="preserve">1. 外部服务（语音识别、AI）统一由后端代理调用，前端不接触密钥。</w:t>
+        <w:t xml:space="preserve">3. 外部服务（语音识别、AI）统一由后端代理调用，前端不接触密钥。</w:t>
       </w:r>
     </w:p>
     <w:p>
@@ -178,7 +161,7 @@
           <w:rFonts w:ascii="Microsoft YaHei" w:hAnsi="Microsoft YaHei" w:eastAsia="Microsoft YaHei"/>
           <w:sz w:val="20"/>
         </w:rPr>
-        <w:t xml:space="preserve">1. 语音识别或 AI 不可用时，产品仍可作为本地录音与文本编辑工具使用。</w:t>
+        <w:t xml:space="preserve">4. 语音识别或 AI 不可用时，产品仍可作为本地录音与文本编辑工具使用。</w:t>
       </w:r>
     </w:p>
     <w:p>
@@ -4977,7 +4960,7 @@
           <w:rFonts w:ascii="Microsoft YaHei" w:hAnsi="Microsoft YaHei" w:eastAsia="Microsoft YaHei"/>
           <w:sz w:val="20"/>
         </w:rPr>
-        <w:t xml:space="preserve">1. 删除记录时级联删除其全部片段与音频。</w:t>
+        <w:t xml:space="preserve">2. 删除记录时级联删除其全部片段与音频。</w:t>
       </w:r>
     </w:p>
     <w:p>
@@ -4989,7 +4972,7 @@
           <w:rFonts w:ascii="Microsoft YaHei" w:hAnsi="Microsoft YaHei" w:eastAsia="Microsoft YaHei"/>
           <w:sz w:val="20"/>
         </w:rPr>
-        <w:t xml:space="preserve">1. 第一版不做历史版本。</w:t>
+        <w:t xml:space="preserve">3. 第一版不做历史版本。</w:t>
       </w:r>
     </w:p>
     <w:p>
@@ -6823,7 +6806,7 @@
           <w:rFonts w:ascii="Microsoft YaHei" w:hAnsi="Microsoft YaHei" w:eastAsia="Microsoft YaHei"/>
           <w:sz w:val="20"/>
         </w:rPr>
-        <w:t xml:space="preserve">1. 录音中显示状态与已录时长，可暂停与继续。</w:t>
+        <w:t xml:space="preserve">2. 录音中显示状态与已录时长，可暂停与继续。</w:t>
       </w:r>
     </w:p>
     <w:p>
@@ -6835,7 +6818,7 @@
           <w:rFonts w:ascii="Microsoft YaHei" w:hAnsi="Microsoft YaHei" w:eastAsia="Microsoft YaHei"/>
           <w:sz w:val="20"/>
         </w:rPr>
-        <w:t xml:space="preserve">1. 结束后生成本地音频对象，可试听并按需重新录制。</w:t>
+        <w:t xml:space="preserve">3. 结束后生成本地音频对象，可试听并按需重新录制。</w:t>
       </w:r>
     </w:p>
     <w:p>
@@ -6847,7 +6830,7 @@
           <w:rFonts w:ascii="Microsoft YaHei" w:hAnsi="Microsoft YaHei" w:eastAsia="Microsoft YaHei"/>
           <w:sz w:val="20"/>
         </w:rPr>
-        <w:t xml:space="preserve">1. 确认后写入本地存储。</w:t>
+        <w:t xml:space="preserve">4. 确认后写入本地存储。</w:t>
       </w:r>
     </w:p>
     <w:p>
@@ -6886,7 +6869,7 @@
           <w:rFonts w:ascii="Microsoft YaHei" w:hAnsi="Microsoft YaHei" w:eastAsia="Microsoft YaHei"/>
           <w:sz w:val="20"/>
         </w:rPr>
-        <w:t xml:space="preserve">1. 提交原始转写文本生成传记初稿。</w:t>
+        <w:t xml:space="preserve">2. 提交原始转写文本生成传记初稿。</w:t>
       </w:r>
     </w:p>
     <w:p>
@@ -6898,7 +6881,7 @@
           <w:rFonts w:ascii="Microsoft YaHei" w:hAnsi="Microsoft YaHei" w:eastAsia="Microsoft YaHei"/>
           <w:sz w:val="20"/>
         </w:rPr>
-        <w:t xml:space="preserve">1. 页面分区展示原文与润色结果。</w:t>
+        <w:t xml:space="preserve">3. 页面分区展示原文与润色结果。</w:t>
       </w:r>
     </w:p>
     <w:p>
@@ -6937,7 +6920,7 @@
           <w:rFonts w:ascii="Microsoft YaHei" w:hAnsi="Microsoft YaHei" w:eastAsia="Microsoft YaHei"/>
           <w:sz w:val="20"/>
         </w:rPr>
-        <w:t xml:space="preserve">1. 导出前校验标题、正文是否为空以及是否存在未保存修改。</w:t>
+        <w:t xml:space="preserve">2. 导出前校验标题、正文是否为空以及是否存在未保存修改。</w:t>
       </w:r>
     </w:p>
     <w:p>
@@ -6949,7 +6932,7 @@
           <w:rFonts w:ascii="Microsoft YaHei" w:hAnsi="Microsoft YaHei" w:eastAsia="Microsoft YaHei"/>
           <w:sz w:val="20"/>
         </w:rPr>
-        <w:t xml:space="preserve">1. 通过后由后端组装 DOCX，浏览器触发下载。</w:t>
+        <w:t xml:space="preserve">3. 通过后由后端组装 DOCX，浏览器触发下载。</w:t>
       </w:r>
     </w:p>
     <w:p>
@@ -8382,7 +8365,7 @@
           <w:rFonts w:ascii="Microsoft YaHei" w:hAnsi="Microsoft YaHei" w:eastAsia="Microsoft YaHei"/>
           <w:sz w:val="20"/>
         </w:rPr>
-        <w:t xml:space="preserve">1. 可完成一次或多次录音，可暂停、结束、播放与重录。</w:t>
+        <w:t xml:space="preserve">2. 可完成一次或多次录音，可暂停、结束、播放与重录。</w:t>
       </w:r>
     </w:p>
     <w:p>
@@ -8394,7 +8377,7 @@
           <w:rFonts w:ascii="Microsoft YaHei" w:hAnsi="Microsoft YaHei" w:eastAsia="Microsoft YaHei"/>
           <w:sz w:val="20"/>
         </w:rPr>
-        <w:t xml:space="preserve">1. 刷新页面后记录与音频仍然存在。</w:t>
+        <w:t xml:space="preserve">3. 刷新页面后记录与音频仍然存在。</w:t>
       </w:r>
     </w:p>
     <w:p>
@@ -8406,7 +8389,7 @@
           <w:rFonts w:ascii="Microsoft YaHei" w:hAnsi="Microsoft YaHei" w:eastAsia="Microsoft YaHei"/>
           <w:sz w:val="20"/>
         </w:rPr>
-        <w:t xml:space="preserve">1. 可对音频执行转写，原文不被润色结果覆盖。</w:t>
+        <w:t xml:space="preserve">4. 可对音频执行转写，原文不被润色结果覆盖。</w:t>
       </w:r>
     </w:p>
     <w:p>
@@ -8418,7 +8401,7 @@
           <w:rFonts w:ascii="Microsoft YaHei" w:hAnsi="Microsoft YaHei" w:eastAsia="Microsoft YaHei"/>
           <w:sz w:val="20"/>
         </w:rPr>
-        <w:t xml:space="preserve">1. 可生成 AI 传记初稿，并支持多段合并。</w:t>
+        <w:t xml:space="preserve">5. 可生成 AI 传记初稿，并支持多段合并。</w:t>
       </w:r>
     </w:p>
     <w:p>
@@ -8430,7 +8413,7 @@
           <w:rFonts w:ascii="Microsoft YaHei" w:hAnsi="Microsoft YaHei" w:eastAsia="Microsoft YaHei"/>
           <w:sz w:val="20"/>
         </w:rPr>
-        <w:t xml:space="preserve">1. 可编辑标题与正文并保存。</w:t>
+        <w:t xml:space="preserve">6. 可编辑标题与正文并保存。</w:t>
       </w:r>
     </w:p>
     <w:p>
@@ -8442,7 +8425,7 @@
           <w:rFonts w:ascii="Microsoft YaHei" w:hAnsi="Microsoft YaHei" w:eastAsia="Microsoft YaHei"/>
           <w:sz w:val="20"/>
         </w:rPr>
-        <w:t xml:space="preserve">1. 可导出可正常打开的 DOCX 文档。</w:t>
+        <w:t xml:space="preserve">7. 可导出可正常打开的 DOCX 文档。</w:t>
       </w:r>
     </w:p>
     <w:p>
@@ -8454,7 +8437,7 @@
           <w:rFonts w:ascii="Microsoft YaHei" w:hAnsi="Microsoft YaHei" w:eastAsia="Microsoft YaHei"/>
           <w:sz w:val="20"/>
         </w:rPr>
-        <w:t xml:space="preserve">1. 任一环节失败时已有内容不丢失，并提供重试入口。</w:t>
+        <w:t xml:space="preserve">8. 任一环节失败时已有内容不丢失，并提供重试入口。</w:t>
       </w:r>
     </w:p>
     <w:p>
@@ -8493,7 +8476,7 @@
           <w:rFonts w:ascii="Microsoft YaHei" w:hAnsi="Microsoft YaHei" w:eastAsia="Microsoft YaHei"/>
           <w:sz w:val="20"/>
         </w:rPr>
-        <w:t xml:space="preserve">1. 朗读能力，方便老人核对内容。</w:t>
+        <w:t xml:space="preserve">2. 朗读能力，方便老人核对内容。</w:t>
       </w:r>
     </w:p>
     <w:p>
@@ -8505,7 +8488,7 @@
           <w:rFonts w:ascii="Microsoft YaHei" w:hAnsi="Microsoft YaHei" w:eastAsia="Microsoft YaHei"/>
           <w:sz w:val="20"/>
         </w:rPr>
-        <w:t xml:space="preserve">1. 账号与跨设备同步，需重新评估隐私说明。</w:t>
+        <w:t xml:space="preserve">3. 账号与跨设备同步，需重新评估隐私说明。</w:t>
       </w:r>
     </w:p>
     <w:p>
@@ -8517,7 +8500,7 @@
           <w:rFonts w:ascii="Microsoft YaHei" w:hAnsi="Microsoft YaHei" w:eastAsia="Microsoft YaHei"/>
           <w:sz w:val="20"/>
         </w:rPr>
-        <w:t xml:space="preserve">1. 历史版本记录，用于找回旧稿。</w:t>
+        <w:t xml:space="preserve">4. 历史版本记录，用于找回旧稿。</w:t>
       </w:r>
     </w:p>
     <w:sectPr>
